--- a/resumes/due-prime-pool-remplacement-am.docx
+++ b/resumes/due-prime-pool-remplacement-am.docx
@@ -145,6 +145,24 @@
     <w:p>
       <w:r>
         <w:rPr>
+          <w:b/>
+          <w:i w:val="0"/>
+        </w:rPr>
+        <w:t>Suivi de la décision</w:t>
+      </w:r>
+    </w:p>
+    <w:p>
+      <w:r>
+        <w:rPr>
+          <w:b w:val="0"/>
+          <w:i w:val="0"/>
+        </w:rPr>
+        <w:t>Aucune clause de révision négociée, de commission de suivi, de bilan ou d'indicateur n'est prévue : s'agissant d'une DUE, l'employeur peut la modifier ou y mettre fin à tout moment, sans concertation formalisée avec les organisations syndicales. Le seul mécanisme prévu est administratif : les Cadres Responsables des Secrétariats Médicaux informent le service RH dès qu'un salarié quitte le pool de remplacement, ce qui déclenche l'arrêt du versement de la prime.</w:t>
+      </w:r>
+    </w:p>
+    <w:p>
+      <w:r>
+        <w:rPr>
           <w:color w:val="5B6578"/>
           <w:sz w:val="16"/>
         </w:rPr>
@@ -159,6 +177,32 @@
           <w:color w:val="5B6578"/>
         </w:rPr>
         <w:t>Source : DUE du 22 avril 2024.</w:t>
+      </w:r>
+    </w:p>
+    <w:p>
+      <w:r>
+        <w:rPr>
+          <w:b w:val="0"/>
+          <w:i/>
+          <w:color w:val="5B6578"/>
+        </w:rPr>
+        <w:t xml:space="preserve">Les références entre parenthèses renvoient aux points de la décision. Seul le texte intégral fait référence : </w:t>
+      </w:r>
+      <w:r>
+        <w:rPr>
+          <w:b w:val="0"/>
+          <w:i/>
+          <w:color w:val="5B6578"/>
+        </w:rPr>
+        <w:t>décision complète (PDF)</w:t>
+      </w:r>
+      <w:r>
+        <w:rPr>
+          <w:b w:val="0"/>
+          <w:i/>
+          <w:color w:val="5B6578"/>
+        </w:rPr>
+        <w:t>.</w:t>
       </w:r>
     </w:p>
     <w:sectPr>

--- a/resumes/due-prime-pool-remplacement-am.docx
+++ b/resumes/due-prime-pool-remplacement-am.docx
@@ -157,7 +157,7 @@
           <w:b w:val="0"/>
           <w:i w:val="0"/>
         </w:rPr>
-        <w:t>Aucune clause de révision négociée, de commission de suivi, de bilan ou d'indicateur n'est prévue : s'agissant d'une DUE, l'employeur peut la modifier ou y mettre fin à tout moment, sans concertation formalisée avec les organisations syndicales. Le seul mécanisme prévu est administratif : les Cadres Responsables des Secrétariats Médicaux informent le service RH dès qu'un salarié quitte le pool de remplacement, ce qui déclenche l'arrêt du versement de la prime.</w:t>
+        <w:t>Mécanisme administratif : les Cadres Responsables des Secrétariats Médicaux informent le service RH dès qu'un salarié quitte le pool de remplacement, ce qui déclenche l'arrêt du versement de la prime.</w:t>
       </w:r>
     </w:p>
     <w:p>
